--- a/黄浩昀/语法巩固方案/教师版/第9课_语法讲义与练习_教师版.docx
+++ b/黄浩昀/语法巩固方案/教师版/第9课_语法讲义与练习_教师版.docx
@@ -14,7 +14,7 @@
           <w:color w:val="1F4E79"/>
           <w:sz w:val="32"/>
         </w:rPr>
-        <w:t>第 9 课 · 非谓语动词与句子成分</w:t>
+        <w:t>第 9 课 · 时态语态综合</w:t>
       </w:r>
     </w:p>
     <w:p>
@@ -29,7 +29,7 @@
           <w:color w:val="888888"/>
           <w:sz w:val="20"/>
         </w:rPr>
-        <w:t>【复习课 · 强项巩固 + 新知：It's adj to do】黄浩昀 · 语法巩固与学习系列 · 教师版</w:t>
+        <w:t>【复习50% + 新知50% · 新知：be supposed to + make 复合宾语】黄浩昀 · 语法巩固与学习系列 · 教师版</w:t>
       </w:r>
     </w:p>
     <w:p>
@@ -59,7 +59,405 @@
           <w:color w:val="2E75B6"/>
           <w:sz w:val="24"/>
         </w:rPr>
-        <w:t>9.1 动词不定式</w:t>
+        <w:t>9.0 复习板块（50%）· 八年级系统板块：时态语态综合 + 主谓一致 + if 条件句</w:t>
+      </w:r>
+    </w:p>
+    <w:p>
+      <w:pPr>
+        <w:pStyle w:val="ListBullet"/>
+        <w:spacing w:after="20"/>
+      </w:pPr>
+      <w:r>
+        <w:rPr>
+          <w:rFonts w:ascii="Times New Roman" w:hAnsi="Times New Roman" w:eastAsia="微软雅黑"/>
+          <w:b w:val="0"/>
+          <w:i w:val="0"/>
+          <w:sz w:val="22"/>
+        </w:rPr>
+        <w:t>—— 本课复习八年级系统板块 ——</w:t>
+      </w:r>
+    </w:p>
+    <w:p>
+      <w:pPr>
+        <w:spacing w:before="80"/>
+      </w:pPr>
+      <w:r>
+        <w:rPr>
+          <w:rFonts w:ascii="Times New Roman" w:hAnsi="Times New Roman" w:eastAsia="微软雅黑"/>
+          <w:b/>
+          <w:i w:val="0"/>
+          <w:color w:val="2E75B6"/>
+          <w:sz w:val="24"/>
+        </w:rPr>
+        <w:t>9.1 时态 × 语态矩阵框架</w:t>
+      </w:r>
+    </w:p>
+    <w:tbl>
+      <w:tblPr>
+        <w:tblStyle w:val="TableGrid"/>
+        <w:tblW w:type="auto" w:w="0"/>
+        <w:jc w:val="center"/>
+        <w:tblLook w:firstColumn="1" w:firstRow="1" w:lastColumn="0" w:lastRow="0" w:noHBand="0" w:noVBand="1" w:val="04A0"/>
+      </w:tblPr>
+      <w:tblGrid>
+        <w:gridCol w:w="3400"/>
+        <w:gridCol w:w="3400"/>
+        <w:gridCol w:w="3400"/>
+      </w:tblGrid>
+      <w:tr>
+        <w:tc>
+          <w:tcPr>
+            <w:tcW w:type="dxa" w:w="3400"/>
+            <w:shd w:val="clear" w:fill="1F4E79"/>
+          </w:tcPr>
+          <w:p>
+            <w:r/>
+            <w:r>
+              <w:rPr>
+                <w:rFonts w:ascii="Times New Roman" w:hAnsi="Times New Roman" w:eastAsia="微软雅黑"/>
+                <w:b/>
+                <w:i w:val="0"/>
+                <w:color w:val="FFFFFF"/>
+                <w:sz w:val="20"/>
+              </w:rPr>
+              <w:t>时态</w:t>
+            </w:r>
+          </w:p>
+        </w:tc>
+        <w:tc>
+          <w:tcPr>
+            <w:tcW w:type="dxa" w:w="3400"/>
+            <w:shd w:val="clear" w:fill="1F4E79"/>
+          </w:tcPr>
+          <w:p>
+            <w:r/>
+            <w:r>
+              <w:rPr>
+                <w:rFonts w:ascii="Times New Roman" w:hAnsi="Times New Roman" w:eastAsia="微软雅黑"/>
+                <w:b/>
+                <w:i w:val="0"/>
+                <w:color w:val="FFFFFF"/>
+                <w:sz w:val="20"/>
+              </w:rPr>
+              <w:t>主动</w:t>
+            </w:r>
+          </w:p>
+        </w:tc>
+        <w:tc>
+          <w:tcPr>
+            <w:tcW w:type="dxa" w:w="3400"/>
+            <w:shd w:val="clear" w:fill="1F4E79"/>
+          </w:tcPr>
+          <w:p>
+            <w:r/>
+            <w:r>
+              <w:rPr>
+                <w:rFonts w:ascii="Times New Roman" w:hAnsi="Times New Roman" w:eastAsia="微软雅黑"/>
+                <w:b/>
+                <w:i w:val="0"/>
+                <w:color w:val="FFFFFF"/>
+                <w:sz w:val="20"/>
+              </w:rPr>
+              <w:t>被动</w:t>
+            </w:r>
+          </w:p>
+        </w:tc>
+      </w:tr>
+      <w:tr>
+        <w:tc>
+          <w:tcPr>
+            <w:tcW w:type="dxa" w:w="3400"/>
+          </w:tcPr>
+          <w:p>
+            <w:r/>
+            <w:r>
+              <w:rPr>
+                <w:rFonts w:ascii="Times New Roman" w:hAnsi="Times New Roman" w:eastAsia="微软雅黑"/>
+                <w:b w:val="0"/>
+                <w:i w:val="0"/>
+                <w:sz w:val="20"/>
+              </w:rPr>
+              <w:t>一般现在</w:t>
+            </w:r>
+          </w:p>
+        </w:tc>
+        <w:tc>
+          <w:tcPr>
+            <w:tcW w:type="dxa" w:w="3400"/>
+          </w:tcPr>
+          <w:p>
+            <w:r/>
+            <w:r>
+              <w:rPr>
+                <w:rFonts w:ascii="Times New Roman" w:hAnsi="Times New Roman" w:eastAsia="微软雅黑"/>
+                <w:b w:val="0"/>
+                <w:i w:val="0"/>
+                <w:sz w:val="20"/>
+              </w:rPr>
+              <w:t>do / does</w:t>
+            </w:r>
+          </w:p>
+        </w:tc>
+        <w:tc>
+          <w:tcPr>
+            <w:tcW w:type="dxa" w:w="3400"/>
+          </w:tcPr>
+          <w:p>
+            <w:r/>
+            <w:r>
+              <w:rPr>
+                <w:rFonts w:ascii="Times New Roman" w:hAnsi="Times New Roman" w:eastAsia="微软雅黑"/>
+                <w:b w:val="0"/>
+                <w:i w:val="0"/>
+                <w:sz w:val="20"/>
+              </w:rPr>
+              <w:t>am / is / are done</w:t>
+            </w:r>
+          </w:p>
+        </w:tc>
+      </w:tr>
+      <w:tr>
+        <w:tc>
+          <w:tcPr>
+            <w:tcW w:type="dxa" w:w="3400"/>
+          </w:tcPr>
+          <w:p>
+            <w:r/>
+            <w:r>
+              <w:rPr>
+                <w:rFonts w:ascii="Times New Roman" w:hAnsi="Times New Roman" w:eastAsia="微软雅黑"/>
+                <w:b w:val="0"/>
+                <w:i w:val="0"/>
+                <w:sz w:val="20"/>
+              </w:rPr>
+              <w:t>一般过去</w:t>
+            </w:r>
+          </w:p>
+        </w:tc>
+        <w:tc>
+          <w:tcPr>
+            <w:tcW w:type="dxa" w:w="3400"/>
+          </w:tcPr>
+          <w:p>
+            <w:r/>
+            <w:r>
+              <w:rPr>
+                <w:rFonts w:ascii="Times New Roman" w:hAnsi="Times New Roman" w:eastAsia="微软雅黑"/>
+                <w:b w:val="0"/>
+                <w:i w:val="0"/>
+                <w:sz w:val="20"/>
+              </w:rPr>
+              <w:t>did</w:t>
+            </w:r>
+          </w:p>
+        </w:tc>
+        <w:tc>
+          <w:tcPr>
+            <w:tcW w:type="dxa" w:w="3400"/>
+          </w:tcPr>
+          <w:p>
+            <w:r/>
+            <w:r>
+              <w:rPr>
+                <w:rFonts w:ascii="Times New Roman" w:hAnsi="Times New Roman" w:eastAsia="微软雅黑"/>
+                <w:b w:val="0"/>
+                <w:i w:val="0"/>
+                <w:sz w:val="20"/>
+              </w:rPr>
+              <w:t>was / were done</w:t>
+            </w:r>
+          </w:p>
+        </w:tc>
+      </w:tr>
+      <w:tr>
+        <w:tc>
+          <w:tcPr>
+            <w:tcW w:type="dxa" w:w="3400"/>
+          </w:tcPr>
+          <w:p>
+            <w:r/>
+            <w:r>
+              <w:rPr>
+                <w:rFonts w:ascii="Times New Roman" w:hAnsi="Times New Roman" w:eastAsia="微软雅黑"/>
+                <w:b w:val="0"/>
+                <w:i w:val="0"/>
+                <w:sz w:val="20"/>
+              </w:rPr>
+              <w:t>一般将来</w:t>
+            </w:r>
+          </w:p>
+        </w:tc>
+        <w:tc>
+          <w:tcPr>
+            <w:tcW w:type="dxa" w:w="3400"/>
+          </w:tcPr>
+          <w:p>
+            <w:r/>
+            <w:r>
+              <w:rPr>
+                <w:rFonts w:ascii="Times New Roman" w:hAnsi="Times New Roman" w:eastAsia="微软雅黑"/>
+                <w:b w:val="0"/>
+                <w:i w:val="0"/>
+                <w:sz w:val="20"/>
+              </w:rPr>
+              <w:t>will do</w:t>
+            </w:r>
+          </w:p>
+        </w:tc>
+        <w:tc>
+          <w:tcPr>
+            <w:tcW w:type="dxa" w:w="3400"/>
+          </w:tcPr>
+          <w:p>
+            <w:r/>
+            <w:r>
+              <w:rPr>
+                <w:rFonts w:ascii="Times New Roman" w:hAnsi="Times New Roman" w:eastAsia="微软雅黑"/>
+                <w:b w:val="0"/>
+                <w:i w:val="0"/>
+                <w:sz w:val="20"/>
+              </w:rPr>
+              <w:t>will be done</w:t>
+            </w:r>
+          </w:p>
+        </w:tc>
+      </w:tr>
+      <w:tr>
+        <w:tc>
+          <w:tcPr>
+            <w:tcW w:type="dxa" w:w="3400"/>
+          </w:tcPr>
+          <w:p>
+            <w:r/>
+            <w:r>
+              <w:rPr>
+                <w:rFonts w:ascii="Times New Roman" w:hAnsi="Times New Roman" w:eastAsia="微软雅黑"/>
+                <w:b w:val="0"/>
+                <w:i w:val="0"/>
+                <w:sz w:val="20"/>
+              </w:rPr>
+              <w:t>现在完成</w:t>
+            </w:r>
+          </w:p>
+        </w:tc>
+        <w:tc>
+          <w:tcPr>
+            <w:tcW w:type="dxa" w:w="3400"/>
+          </w:tcPr>
+          <w:p>
+            <w:r/>
+            <w:r>
+              <w:rPr>
+                <w:rFonts w:ascii="Times New Roman" w:hAnsi="Times New Roman" w:eastAsia="微软雅黑"/>
+                <w:b w:val="0"/>
+                <w:i w:val="0"/>
+                <w:sz w:val="20"/>
+              </w:rPr>
+              <w:t>have / has done</w:t>
+            </w:r>
+          </w:p>
+        </w:tc>
+        <w:tc>
+          <w:tcPr>
+            <w:tcW w:type="dxa" w:w="3400"/>
+          </w:tcPr>
+          <w:p>
+            <w:r/>
+            <w:r>
+              <w:rPr>
+                <w:rFonts w:ascii="Times New Roman" w:hAnsi="Times New Roman" w:eastAsia="微软雅黑"/>
+                <w:b w:val="0"/>
+                <w:i w:val="0"/>
+                <w:sz w:val="20"/>
+              </w:rPr>
+              <w:t>have / has been done</w:t>
+            </w:r>
+          </w:p>
+        </w:tc>
+      </w:tr>
+      <w:tr>
+        <w:tc>
+          <w:tcPr>
+            <w:tcW w:type="dxa" w:w="3400"/>
+          </w:tcPr>
+          <w:p>
+            <w:r/>
+            <w:r>
+              <w:rPr>
+                <w:rFonts w:ascii="Times New Roman" w:hAnsi="Times New Roman" w:eastAsia="微软雅黑"/>
+                <w:b w:val="0"/>
+                <w:i w:val="0"/>
+                <w:sz w:val="20"/>
+              </w:rPr>
+              <w:t>含情态动词</w:t>
+            </w:r>
+          </w:p>
+        </w:tc>
+        <w:tc>
+          <w:tcPr>
+            <w:tcW w:type="dxa" w:w="3400"/>
+          </w:tcPr>
+          <w:p>
+            <w:r/>
+            <w:r>
+              <w:rPr>
+                <w:rFonts w:ascii="Times New Roman" w:hAnsi="Times New Roman" w:eastAsia="微软雅黑"/>
+                <w:b w:val="0"/>
+                <w:i w:val="0"/>
+                <w:sz w:val="20"/>
+              </w:rPr>
+              <w:t>情态动词 + do</w:t>
+            </w:r>
+          </w:p>
+        </w:tc>
+        <w:tc>
+          <w:tcPr>
+            <w:tcW w:type="dxa" w:w="3400"/>
+          </w:tcPr>
+          <w:p>
+            <w:r/>
+            <w:r>
+              <w:rPr>
+                <w:rFonts w:ascii="Times New Roman" w:hAnsi="Times New Roman" w:eastAsia="微软雅黑"/>
+                <w:b w:val="0"/>
+                <w:i w:val="0"/>
+                <w:sz w:val="20"/>
+              </w:rPr>
+              <w:t>情态动词 + be done</w:t>
+            </w:r>
+          </w:p>
+        </w:tc>
+      </w:tr>
+    </w:tbl>
+    <w:p>
+      <w:pPr>
+        <w:pStyle w:val="ListBullet"/>
+        <w:spacing w:after="20"/>
+      </w:pPr>
+      <w:r>
+        <w:rPr>
+          <w:rFonts w:ascii="Times New Roman" w:hAnsi="Times New Roman" w:eastAsia="微软雅黑"/>
+          <w:b/>
+          <w:i w:val="0"/>
+          <w:color w:val="C00000"/>
+          <w:sz w:val="22"/>
+        </w:rPr>
+        <w:t>先定时态（标志词），再判语态（主语是动作发出者还是承受者）。</w:t>
+      </w:r>
+    </w:p>
+    <w:p>
+      <w:pPr>
+        <w:spacing w:before="80"/>
+      </w:pPr>
+      <w:r>
+        <w:rPr>
+          <w:rFonts w:ascii="Times New Roman" w:hAnsi="Times New Roman" w:eastAsia="微软雅黑"/>
+          <w:b/>
+          <w:i w:val="0"/>
+          <w:color w:val="2E75B6"/>
+          <w:sz w:val="24"/>
+        </w:rPr>
+        <w:t>9.2 主谓一致</w:t>
       </w:r>
     </w:p>
     <w:p>
@@ -75,7 +473,7 @@
           <w:color w:val="C00000"/>
           <w:sz w:val="22"/>
         </w:rPr>
-        <w:t>want/decide/hope/plan/agree + to do；作目的状语。</w:t>
+        <w:t>neither of + 复数名词 → 谓语用单数；there be 就近原则；news/信息类不可数名词用单数；the rest 看所指。</w:t>
       </w:r>
     </w:p>
     <w:p>
@@ -90,7 +488,7 @@
           <w:i/>
           <w:sz w:val="22"/>
         </w:rPr>
-        <w:t xml:space="preserve">He went to the library to borrow some books, and he decided to study harder.　</w:t>
+        <w:t xml:space="preserve">Neither of the two suggestions was accepted by the manager, because both were quite impractical.　</w:t>
       </w:r>
       <w:r>
         <w:rPr>
@@ -100,7 +498,7 @@
           <w:color w:val="595959"/>
           <w:sz w:val="22"/>
         </w:rPr>
-        <w:t>他去图书馆借书，并决定更加努力学习。</w:t>
+        <w:t>两个建议都没有被经理采纳，因为两者都不切实际。</w:t>
       </w:r>
     </w:p>
     <w:p>
@@ -115,7 +513,7 @@
           <w:color w:val="2E75B6"/>
           <w:sz w:val="24"/>
         </w:rPr>
-        <w:t>9.2 stop doing / stop to do</w:t>
+        <w:t>9.3 if 条件句主将从现</w:t>
       </w:r>
     </w:p>
     <w:p>
@@ -131,7 +529,7 @@
           <w:color w:val="C00000"/>
           <w:sz w:val="22"/>
         </w:rPr>
-        <w:t>stop doing：停止做；stop to do：停下来去做另一件事。</w:t>
+        <w:t>if 条件从句用一般现在时，主句用 will + 原形；unless = if not。</w:t>
       </w:r>
     </w:p>
     <w:p>
@@ -146,7 +544,7 @@
           <w:i/>
           <w:sz w:val="22"/>
         </w:rPr>
-        <w:t xml:space="preserve">He stopped to have a rest, and then he stopped playing games.　</w:t>
+        <w:t xml:space="preserve">If it rains tomorrow, we will stay at home and watch a movie, which we have planned for a week.　</w:t>
       </w:r>
       <w:r>
         <w:rPr>
@@ -156,7 +554,7 @@
           <w:color w:val="595959"/>
           <w:sz w:val="22"/>
         </w:rPr>
-        <w:t>他停下来休息，然后不再玩游戏了。</w:t>
+        <w:t>如果明天下雨，我们就待在家里看电影，我们已计划一周了。</w:t>
       </w:r>
     </w:p>
     <w:p>
@@ -171,7 +569,37 @@
           <w:color w:val="2E75B6"/>
           <w:sz w:val="24"/>
         </w:rPr>
-        <w:t>9.3 make 复合宾语 + It's adj to do</w:t>
+        <w:t>9.4 新知板块（50%）· 九年级新语法：be supposed to + make 复合宾语（U3）</w:t>
+      </w:r>
+    </w:p>
+    <w:p>
+      <w:pPr>
+        <w:pStyle w:val="ListBullet"/>
+        <w:spacing w:after="20"/>
+      </w:pPr>
+      <w:r>
+        <w:rPr>
+          <w:rFonts w:ascii="Times New Roman" w:hAnsi="Times New Roman" w:eastAsia="微软雅黑"/>
+          <w:b w:val="0"/>
+          <w:i w:val="0"/>
+          <w:sz w:val="22"/>
+        </w:rPr>
+        <w:t>—— 本课新学九年级语法：be supposed to do + make 复合宾语（完整学完）——</w:t>
+      </w:r>
+    </w:p>
+    <w:p>
+      <w:pPr>
+        <w:spacing w:before="80"/>
+      </w:pPr>
+      <w:r>
+        <w:rPr>
+          <w:rFonts w:ascii="Times New Roman" w:hAnsi="Times New Roman" w:eastAsia="微软雅黑"/>
+          <w:b/>
+          <w:i w:val="0"/>
+          <w:color w:val="2E75B6"/>
+          <w:sz w:val="24"/>
+        </w:rPr>
+        <w:t>9.5 be supposed to 框架</w:t>
       </w:r>
     </w:p>
     <w:p>
@@ -187,7 +615,7 @@
           <w:color w:val="C00000"/>
           <w:sz w:val="22"/>
         </w:rPr>
-        <w:t>make + 宾语 + 动词原形/形容词；It's + adj + (for/of) sb + to do。</w:t>
+        <w:t>be supposed to do = 应该做某事（= should do）；否定 be not supposed to do = 不应该；疑问 Are you supposed to...?；时态由 be 体现（was supposed to）。</w:t>
       </w:r>
     </w:p>
     <w:p>
@@ -202,7 +630,7 @@
           <w:i/>
           <w:sz w:val="22"/>
         </w:rPr>
-        <w:t xml:space="preserve">Sad movies make me cry, and it's important for us to control feelings.　</w:t>
+        <w:t xml:space="preserve">You are supposed to hand in your homework before Friday, and students are not supposed to play with phones in class.　</w:t>
       </w:r>
       <w:r>
         <w:rPr>
@@ -212,7 +640,108 @@
           <w:color w:val="595959"/>
           <w:sz w:val="22"/>
         </w:rPr>
-        <w:t>悲伤的电影让我哭，控制情绪对我们很重要。</w:t>
+        <w:t>你应该在周五前交作业，学生不应该在课堂上玩手机。</w:t>
+      </w:r>
+    </w:p>
+    <w:p>
+      <w:pPr>
+        <w:spacing w:before="80"/>
+      </w:pPr>
+      <w:r>
+        <w:rPr>
+          <w:rFonts w:ascii="Times New Roman" w:hAnsi="Times New Roman" w:eastAsia="微软雅黑"/>
+          <w:b/>
+          <w:i w:val="0"/>
+          <w:color w:val="2E75B6"/>
+          <w:sz w:val="24"/>
+        </w:rPr>
+        <w:t>9.6 make 复合宾语完整</w:t>
+      </w:r>
+    </w:p>
+    <w:p>
+      <w:pPr>
+        <w:pStyle w:val="ListBullet"/>
+        <w:spacing w:after="20"/>
+      </w:pPr>
+      <w:r>
+        <w:rPr>
+          <w:rFonts w:ascii="Times New Roman" w:hAnsi="Times New Roman" w:eastAsia="微软雅黑"/>
+          <w:b/>
+          <w:i w:val="0"/>
+          <w:color w:val="C00000"/>
+          <w:sz w:val="22"/>
+        </w:rPr>
+        <w:t>make sb do（省 to，被动还原 to）；make sth adj；make it + adj + to do（it 为形式宾语）。</w:t>
+      </w:r>
+    </w:p>
+    <w:p>
+      <w:pPr>
+        <w:spacing w:lineRule="auto" w:line="312" w:after="20"/>
+        <w:ind w:left="340"/>
+      </w:pPr>
+      <w:r>
+        <w:rPr>
+          <w:rFonts w:ascii="Times New Roman" w:hAnsi="Times New Roman" w:eastAsia="微软雅黑"/>
+          <w:b w:val="0"/>
+          <w:i/>
+          <w:sz w:val="22"/>
+        </w:rPr>
+        <w:t xml:space="preserve">The funny story made the children laugh, and the Internet makes it easy for us to get information.　</w:t>
+      </w:r>
+      <w:r>
+        <w:rPr>
+          <w:rFonts w:ascii="Times New Roman" w:hAnsi="Times New Roman" w:eastAsia="微软雅黑"/>
+          <w:b w:val="0"/>
+          <w:i w:val="0"/>
+          <w:color w:val="595959"/>
+          <w:sz w:val="22"/>
+        </w:rPr>
+        <w:t>有趣的故事让孩子们大笑，互联网使我们获取信息变得容易。</w:t>
+      </w:r>
+    </w:p>
+    <w:p>
+      <w:pPr>
+        <w:spacing w:before="80"/>
+      </w:pPr>
+      <w:r>
+        <w:rPr>
+          <w:rFonts w:ascii="Times New Roman" w:hAnsi="Times New Roman" w:eastAsia="微软雅黑"/>
+          <w:b/>
+          <w:i w:val="0"/>
+          <w:color w:val="2E75B6"/>
+          <w:sz w:val="24"/>
+        </w:rPr>
+        <w:t>9.7 易错点</w:t>
+      </w:r>
+    </w:p>
+    <w:p>
+      <w:pPr>
+        <w:pStyle w:val="ListBullet"/>
+        <w:spacing w:after="20"/>
+      </w:pPr>
+      <w:r>
+        <w:rPr>
+          <w:rFonts w:ascii="Times New Roman" w:hAnsi="Times New Roman" w:eastAsia="微软雅黑"/>
+          <w:b w:val="0"/>
+          <w:i w:val="0"/>
+          <w:sz w:val="22"/>
+        </w:rPr>
+        <w:t>be supposed to 的时态变化在 be 上（was supposed to do），to do 不变。</w:t>
+      </w:r>
+    </w:p>
+    <w:p>
+      <w:pPr>
+        <w:pStyle w:val="ListBullet"/>
+        <w:spacing w:after="20"/>
+      </w:pPr>
+      <w:r>
+        <w:rPr>
+          <w:rFonts w:ascii="Times New Roman" w:hAnsi="Times New Roman" w:eastAsia="微软雅黑"/>
+          <w:b w:val="0"/>
+          <w:i w:val="0"/>
+          <w:sz w:val="22"/>
+        </w:rPr>
+        <w:t>make it + adj + to do 中的 it 是形式宾语，真正的宾语是后面的 to do。</w:t>
       </w:r>
     </w:p>
     <w:p>
@@ -241,7 +770,7 @@
           <w:i w:val="0"/>
           <w:sz w:val="22"/>
         </w:rPr>
-        <w:t>1. Stop ___! The teacher, who is standing at the door with a serious face, is coming, and she wants ___ you about your homework, which was full of mistakes.</w:t>
+        <w:t>1. English ___ in many countries around the world, and it ___ by millions of learners every year, which makes it a world language.</w:t>
       </w:r>
     </w:p>
     <w:p>
@@ -256,7 +785,7 @@
           <w:i w:val="0"/>
           <w:sz w:val="21"/>
         </w:rPr>
-        <w:t>A. talk / see　B. talking / to see　C. to talk / seeing　D. talked / seen</w:t>
+        <w:t>A. is spoken / is learned　B. speaks / learns　C. is speaking / is learning　D. spoke / learned</w:t>
       </w:r>
     </w:p>
     <w:p>
@@ -271,7 +800,7 @@
           <w:color w:val="C00000"/>
           <w:sz w:val="21"/>
         </w:rPr>
-        <w:t>答案：(1)B (2)B　解析：空1：stop doing 停止做（正在做的事）→ talking。空2：want to do → to see；who 定语从句。</w:t>
+        <w:t>答案：(1)A (2)A　解析：空1：一般现在被动 is spoken。空2：被学习 → is learned（并列递进）。</w:t>
       </w:r>
     </w:p>
     <w:p>
@@ -285,7 +814,7 @@
           <w:i w:val="0"/>
           <w:sz w:val="22"/>
         </w:rPr>
-        <w:t>2. Sad movies, which my sister loves very much, always make me ___, but good news, which I heard from my teacher this morning, makes me ___ , so my mood changes a lot.</w:t>
+        <w:t>2. Neither of the two boys ___ from Beijing, and the rest ___ from the south, which we found out at the class meeting.</w:t>
       </w:r>
     </w:p>
     <w:p>
@@ -300,7 +829,7 @@
           <w:i w:val="0"/>
           <w:sz w:val="21"/>
         </w:rPr>
-        <w:t>A. cry / happy　B. to cry / happily　C. crying / happiness　D. cried / happier</w:t>
+        <w:t>A. is / are　B. are / is　C. am / be　D. be / are</w:t>
       </w:r>
     </w:p>
     <w:p>
@@ -315,7 +844,7 @@
           <w:color w:val="C00000"/>
           <w:sz w:val="21"/>
         </w:rPr>
-        <w:t>答案：(1)A (2)A　解析：空1：make sb do（省 to）→ cry。空2：make sb + adj → happy；which 非限制性定语从句。</w:t>
+        <w:t>答案：(1)A (2)A　解析：空1：neither of + 复数 → 谓语单数 is。空2：the rest 指代复数 boys → are。</w:t>
       </w:r>
     </w:p>
     <w:p>
@@ -329,7 +858,7 @@
           <w:i w:val="0"/>
           <w:sz w:val="22"/>
         </w:rPr>
-        <w:t>3. To pass the difficult exam, which is coming next month, she stayed up late ___ her lessons every night, and it's necessary ___ hard every day if you want to succeed.</w:t>
+        <w:t>3. If it ___ tomorrow, we will stay at home, and we ___ a movie together in the evening, which we have planned for a long time.</w:t>
       </w:r>
     </w:p>
     <w:p>
@@ -344,7 +873,7 @@
           <w:i w:val="0"/>
           <w:sz w:val="21"/>
         </w:rPr>
-        <w:t>A. to review / to study　B. reviewing / studying　C. review / study　D. reviewed / studied</w:t>
+        <w:t>A. rains / will watch　B. will rain / will watch　C. rained / watch　D. is raining / watched</w:t>
       </w:r>
     </w:p>
     <w:p>
@@ -359,7 +888,7 @@
           <w:color w:val="C00000"/>
           <w:sz w:val="21"/>
         </w:rPr>
-        <w:t>答案：(1)A (2)A　解析：空1：目的状语 → to review（不定式表目的）。空2：It's + adj + to do → to study。</w:t>
+        <w:t>答案：(1)A (2)A　解析：空1：if 条件从句用一般现在（主将从现）→ rains。空2：主句用 will + 原形 → will watch。</w:t>
       </w:r>
     </w:p>
     <w:p>
@@ -373,7 +902,7 @@
           <w:i w:val="0"/>
           <w:sz w:val="22"/>
         </w:rPr>
-        <w:t>4. Remember ___ the lights when you leave the classroom, and I remember ___ them off when I left yesterday, so I am sure the room is dark now.</w:t>
+        <w:t>4. By the time I got home, my mother ___ dinner, and she ___ TV after that, which made the house feel warm.</w:t>
       </w:r>
     </w:p>
     <w:p>
@@ -388,7 +917,7 @@
           <w:i w:val="0"/>
           <w:sz w:val="21"/>
         </w:rPr>
-        <w:t>A. to turn / turning　B. turning / to turn　C. turn / turn　D. turned / turning</w:t>
+        <w:t>A. had cooked / watched　B. cooked / watches　C. has cooked / was watching　D. cooks / watched</w:t>
       </w:r>
     </w:p>
     <w:p>
@@ -403,7 +932,7 @@
           <w:color w:val="C00000"/>
           <w:sz w:val="21"/>
         </w:rPr>
-        <w:t>答案：(1)A (2)A　解析：空1：remember to do 记得去做（未做）→ to turn。空2：remember doing 记得做过（已做）→ turning。</w:t>
+        <w:t>答案：(1)A (2)A　解析：空1：到家前已做好（过去的过去）→ had cooked。空2：之后看电视 → 一般过去 watched。</w:t>
       </w:r>
     </w:p>
     <w:p>
@@ -417,7 +946,7 @@
           <w:i w:val="0"/>
           <w:sz w:val="22"/>
         </w:rPr>
-        <w:t>5. ___ English well, which takes years of practice, needs constant effort, and ___ a foreign language is also a great way to broaden one's mind, so don't give up easily.</w:t>
+        <w:t>5. There ___ a library and two teaching buildings in our school, which ___ in 2005, and they are all well kept.</w:t>
       </w:r>
     </w:p>
     <w:p>
@@ -432,7 +961,7 @@
           <w:i w:val="0"/>
           <w:sz w:val="21"/>
         </w:rPr>
-        <w:t>A. Learning / learning　B. To learn / to learn　C. Learn / learn　D. Learned / learned</w:t>
+        <w:t>A. is / were built　B. are / was built　C. is / was built　D. are / were built</w:t>
       </w:r>
     </w:p>
     <w:p>
@@ -447,7 +976,7 @@
           <w:color w:val="C00000"/>
           <w:sz w:val="21"/>
         </w:rPr>
-        <w:t>答案：(1)A (2)A　解析：空1/空2：动名词短语作主语 → Learning / learning；which 定语从句修饰 English。</w:t>
+        <w:t>答案：(1)A (2)A　解析：空1：there be 就近原则（a library 单数）→ is。空2：which 指代 buildings（复数）→ were built。</w:t>
       </w:r>
     </w:p>
     <w:p>
@@ -461,7 +990,7 @@
           <w:i w:val="0"/>
           <w:sz w:val="22"/>
         </w:rPr>
-        <w:t>6. The coach made the players ___ harder before the match, and he let them ___ a good rest after the game, because they had trained for a whole week.</w:t>
+        <w:t>6. You ___ to hand in your homework before Friday, and we ___ to be quiet in the library, which are the school rules we must follow.</w:t>
       </w:r>
     </w:p>
     <w:p>
@@ -476,7 +1005,7 @@
           <w:i w:val="0"/>
           <w:sz w:val="21"/>
         </w:rPr>
-        <w:t>A. train / take　B. to train / to take　C. training / taking　D. trained / took</w:t>
+        <w:t>A. are supposed / are supposed　B. suppose / suppose　C. are supposing / are supposing　D. were supposed / will suppose</w:t>
       </w:r>
     </w:p>
     <w:p>
@@ -491,7 +1020,7 @@
           <w:color w:val="C00000"/>
           <w:sz w:val="21"/>
         </w:rPr>
-        <w:t>答案：(1)A (2)A　解析：空1/空2：make/let + sb + 动词原形（省 to）→ train / take。</w:t>
+        <w:t>答案：(1)A (2)A　解析：空1/空2：be supposed to do 应该做某事 → are supposed（主语分别是 You / we）。</w:t>
       </w:r>
     </w:p>
     <w:p>
@@ -505,7 +1034,7 @@
           <w:i w:val="0"/>
           <w:sz w:val="22"/>
         </w:rPr>
-        <w:t>7. The workers, who were very tired after ten hours of work, stopped ___ a short rest, and they stopped ___ the machines when the alarm sounded, which warned them of danger.</w:t>
+        <w:t>7. Students ___ to play with phones in class, and they ___ to listen carefully to the teacher, according to the new rules.</w:t>
       </w:r>
     </w:p>
     <w:p>
@@ -520,7 +1049,7 @@
           <w:i w:val="0"/>
           <w:sz w:val="21"/>
         </w:rPr>
-        <w:t>A. to have / working　B. having / to work　C. to have / to work　D. having / working</w:t>
+        <w:t>A. aren't supposed / are supposed　B. don't suppose / are supposed　C. aren't supposed / don't suppose　D. suppose / aren't supposed</w:t>
       </w:r>
     </w:p>
     <w:p>
@@ -535,7 +1064,7 @@
           <w:color w:val="C00000"/>
           <w:sz w:val="21"/>
         </w:rPr>
-        <w:t>答案：(1)A (2)A　解析：空1：stop to do 停下来去做 → to have。空2：stop doing 停止正在做的 → working。</w:t>
+        <w:t>答案：(1)A (2)A　解析：空1：be not supposed to 不应该 → aren't supposed。空2：应该认真听 → are supposed（对比）。</w:t>
       </w:r>
     </w:p>
     <w:p>
@@ -549,7 +1078,7 @@
           <w:i w:val="0"/>
           <w:sz w:val="22"/>
         </w:rPr>
-        <w:t>8. The little boy, who is afraid of the dark, decided ___ at home alone, and he refused ___ with his parents, which made them feel a little worried.</w:t>
+        <w:t>8. The funny story ___ the children laugh loudly, and the good news ___ all of us happy, which made the classroom full of joy.</w:t>
       </w:r>
     </w:p>
     <w:p>
@@ -564,7 +1093,7 @@
           <w:i w:val="0"/>
           <w:sz w:val="21"/>
         </w:rPr>
-        <w:t>A. not to stay / to go　B. to not stay / going　C. not staying / to go　D. stay / go</w:t>
+        <w:t>A. made / made　B. makes / made　C. made / makes　D. makes / makes</w:t>
       </w:r>
     </w:p>
     <w:p>
@@ -579,7 +1108,7 @@
           <w:color w:val="C00000"/>
           <w:sz w:val="21"/>
         </w:rPr>
-        <w:t>答案：(1)A (2)A　解析：空1：decide (not) to do → not to stay。空2：refuse to do → to go。</w:t>
+        <w:t>答案：(1)A (2)A　解析：空1：make sb do → made（过去语境）。空2：make sb adj → made（并列同构）。</w:t>
       </w:r>
     </w:p>
     <w:p>
@@ -593,7 +1122,7 @@
           <w:i w:val="0"/>
           <w:sz w:val="22"/>
         </w:rPr>
-        <w:t>9. It's important ___ students to read more books, and it's kind ___ the teacher to lend her own books to us, which we should be grateful for.</w:t>
+        <w:t>9. The Internet ___ it easy for us to get information, and it also ___ it possible to study online at home, which changes our life greatly.</w:t>
       </w:r>
     </w:p>
     <w:p>
@@ -608,7 +1137,7 @@
           <w:i w:val="0"/>
           <w:sz w:val="21"/>
         </w:rPr>
-        <w:t>A. for / of　B. of / for　C. to / to　D. at / of</w:t>
+        <w:t>A. makes / makes　B. made / made　C. makes / made　D. made / makes</w:t>
       </w:r>
     </w:p>
     <w:p>
@@ -623,7 +1152,7 @@
           <w:color w:val="C00000"/>
           <w:sz w:val="21"/>
         </w:rPr>
-        <w:t>答案：(1)A (2)A　解析：空1：事情评价（important）→ for sb。空2：人品评价（kind）→ of sb。</w:t>
+        <w:t>答案：(1)A (2)A　解析：空1/空2：make it + adj + to do（it 为形式宾语）→ makes / makes。</w:t>
       </w:r>
     </w:p>
     <w:p>
@@ -637,7 +1166,7 @@
           <w:i w:val="0"/>
           <w:sz w:val="22"/>
         </w:rPr>
-        <w:t>10. She has a lot of homework ___ tonight, and she is too busy ___ TV now, so she asked me to turn it off, which I did immediately.</w:t>
+        <w:t>10. He ___ to arrive at eight o'clock, but he ___ late because of the heavy traffic, which annoyed the manager very much.</w:t>
       </w:r>
     </w:p>
     <w:p>
@@ -652,7 +1181,7 @@
           <w:i w:val="0"/>
           <w:sz w:val="21"/>
         </w:rPr>
-        <w:t>A. to do / to watch　B. doing / watching　C. do / watch　D. done / watched</w:t>
+        <w:t>A. was supposed / was　B. is supposed / is　C. supposed / was　D. was supposed / is</w:t>
       </w:r>
     </w:p>
     <w:p>
@@ -667,7 +1196,7 @@
           <w:color w:val="C00000"/>
           <w:sz w:val="21"/>
         </w:rPr>
-        <w:t>答案：(1)A (2)A　解析：空1：不定式作定语修饰 homework → to do。空2：too...to... 太……而不能 → to watch。</w:t>
+        <w:t>答案：(1)A (2)A　解析：空1：过去语境 + be supposed to → was supposed。空2：过去迟到 → was late（对比）。</w:t>
       </w:r>
     </w:p>
     <w:p>
@@ -721,7 +1250,7 @@
           <w:color w:val="7F4F00"/>
           <w:sz w:val="21"/>
         </w:rPr>
-        <w:t>词库：to learn　to have　talking　made　cry　important　to protect　to realize　to borrow　happy　to open　give</w:t>
+        <w:t>词库：is supposed　aren't supposed　make　was built　is spoken　had been　has been　will be held　are supposed　is</w:t>
       </w:r>
     </w:p>
     <w:p>
@@ -736,7 +1265,7 @@
           <w:i w:val="0"/>
           <w:sz w:val="22"/>
         </w:rPr>
-        <w:t>Last year, I decided (1) ____ English well, because I wanted to study abroad in the future. I went to the library every weekend (2) ____ some books, although it was always crowded with students.</w:t>
+        <w:t>Our school has a set of rules that every student (1) ____ to follow carefully. For example, students (2) ____ to play with phones in class, though many of them think the rule is too strict. The teachers say that good habits (3) ____ us better persons, which we all agree with.</w:t>
       </w:r>
     </w:p>
     <w:p>
@@ -751,7 +1280,7 @@
           <w:i w:val="0"/>
           <w:sz w:val="22"/>
         </w:rPr>
-        <w:t>At first, I didn't know how (3) ____ it, which made me very frustrated. One day, my teacher, who noticed my problem, said to me, It's (4) ____ for you to keep reading every day, because practice makes perfect. So I made a plan and stuck to it, though it was not easy.</w:t>
+        <w:t>Last month, a new library (4) ____ in our school, and it has become the most popular place for us. English (5) ____ in many classes there, because the school wants to improve our spoken English. By the time the new library was opened, the old one (6) ____ repaired, so the books could be moved safely.</w:t>
       </w:r>
     </w:p>
     <w:p>
@@ -766,7 +1295,7 @@
           <w:i w:val="0"/>
           <w:sz w:val="22"/>
         </w:rPr>
-        <w:t>The good news (5) ____ me very happy when I got an A in the exam. Now I can (6) ____ talking in class, because I understand everything the teacher says. My teacher also said it is necessary (7) ____ the environment, so I joined the green club, which organizes many activities.</w:t>
+        <w:t>The environment (7) ____ better and better since the green club was set up, which makes us proud. A reading competition (8) ____ in the hall next week, and every student is welcome to join it. You (9) ____ to be on time for the competition, or you will miss the opening ceremony.</w:t>
       </w:r>
     </w:p>
     <w:p>
@@ -781,7 +1310,7 @@
           <w:i w:val="0"/>
           <w:sz w:val="22"/>
         </w:rPr>
-        <w:t>The club's activities (8) ____ me feel proud of myself, because I can do something useful. Remember that it is never too late (9) ____ your dream, if you really want to change. My mother often says, You'd better never (10) ____ up, no matter how difficult the road is.</w:t>
+        <w:t>Remember that it (10) ____ never too late to start reading, no matter how old you are, and a good book is always a good friend.</w:t>
       </w:r>
     </w:p>
     <w:p>
@@ -811,7 +1340,7 @@
           <w:color w:val="C00000"/>
           <w:sz w:val="21"/>
         </w:rPr>
-        <w:t>1. to learn　decide to do。</w:t>
+        <w:t>1. is supposed　be supposed to 应该（主语单数）。</w:t>
       </w:r>
     </w:p>
     <w:p>
@@ -826,7 +1355,7 @@
           <w:color w:val="C00000"/>
           <w:sz w:val="21"/>
         </w:rPr>
-        <w:t>2. to borrow　目的状语 to borrow。</w:t>
+        <w:t>2. aren't supposed　be not supposed to 不应该。</w:t>
       </w:r>
     </w:p>
     <w:p>
@@ -841,7 +1370,7 @@
           <w:color w:val="C00000"/>
           <w:sz w:val="21"/>
         </w:rPr>
-        <w:t>3. to do　how to do it。</w:t>
+        <w:t>3. make　make sb + 形容词（好习惯使我们更好）。</w:t>
       </w:r>
     </w:p>
     <w:p>
@@ -856,7 +1385,7 @@
           <w:color w:val="C00000"/>
           <w:sz w:val="21"/>
         </w:rPr>
-        <w:t>4. important　It's important to do。</w:t>
+        <w:t>4. was built　上个月 + 被动 → 一般过去被动。</w:t>
       </w:r>
     </w:p>
     <w:p>
@@ -871,7 +1400,7 @@
           <w:color w:val="C00000"/>
           <w:sz w:val="21"/>
         </w:rPr>
-        <w:t>5. made　make + 宾语 + 形容词。</w:t>
+        <w:t>5. is spoken　英语被说（一般现在被动）。</w:t>
       </w:r>
     </w:p>
     <w:p>
@@ -886,7 +1415,7 @@
           <w:color w:val="C00000"/>
           <w:sz w:val="21"/>
         </w:rPr>
-        <w:t>6. stop　stop talking 停止说话。</w:t>
+        <w:t>6. had been　新馆开放前已被修 → 过去完成被动 had been repaired。</w:t>
       </w:r>
     </w:p>
     <w:p>
@@ -901,7 +1430,7 @@
           <w:color w:val="C00000"/>
           <w:sz w:val="21"/>
         </w:rPr>
-        <w:t>7. to protect　It's necessary to protect。</w:t>
+        <w:t>7. has been　since + 现在完成 has been（环境变得更好）。</w:t>
       </w:r>
     </w:p>
     <w:p>
@@ -916,7 +1445,7 @@
           <w:color w:val="C00000"/>
           <w:sz w:val="21"/>
         </w:rPr>
-        <w:t>8. make　make sb feel（原形）。</w:t>
+        <w:t>8. will be held　下周将被举行 → 一般将来被动。</w:t>
       </w:r>
     </w:p>
     <w:p>
@@ -931,7 +1460,7 @@
           <w:color w:val="C00000"/>
           <w:sz w:val="21"/>
         </w:rPr>
-        <w:t>9. to realize　never too late to realize your dream 实现梦想永不嫌晚。</w:t>
+        <w:t>9. are supposed　你应该准时（be supposed to）。</w:t>
       </w:r>
     </w:p>
     <w:p>
@@ -946,7 +1475,7 @@
           <w:color w:val="C00000"/>
           <w:sz w:val="21"/>
         </w:rPr>
-        <w:t>10. give　never give up 永不放弃（短语动词）。</w:t>
+        <w:t>10. is　it is never too late to do 永不嫌晚。</w:t>
       </w:r>
     </w:p>
     <w:p>
@@ -990,7 +1519,7 @@
           <w:i w:val="0"/>
           <w:sz w:val="22"/>
         </w:rPr>
-        <w:t>1. 他决定学一个新爱好，因为他想结交更多朋友。</w:t>
+        <w:t>1. 你应该在周五之前交作业，这是学校的规定。</w:t>
       </w:r>
     </w:p>
     <w:p>
@@ -1002,7 +1531,7 @@
           <w:color w:val="C00000"/>
           <w:sz w:val="21"/>
         </w:rPr>
-        <w:t>参考译文：He decided to learn a new hobby, because he wanted to make more friends.</w:t>
+        <w:t>参考译文：You are supposed to hand in your homework before Friday, which is a school rule.</w:t>
       </w:r>
     </w:p>
     <w:p>
@@ -1014,7 +1543,7 @@
           <w:color w:val="C00000"/>
           <w:sz w:val="20"/>
         </w:rPr>
-        <w:t>考点：decide to do + because 原因。</w:t>
+        <w:t>考点：be supposed to + which 非限制性定语从句。</w:t>
       </w:r>
     </w:p>
     <w:p>
@@ -1028,7 +1557,7 @@
           <w:i w:val="0"/>
           <w:sz w:val="22"/>
         </w:rPr>
-        <w:t>2. 悲伤的电影让我哭，尽管我总是努力控制情绪。</w:t>
+        <w:t>2. 这个有趣的节目让孩子们大笑，也让我们感到快乐。</w:t>
       </w:r>
     </w:p>
     <w:p>
@@ -1040,7 +1569,7 @@
           <w:color w:val="C00000"/>
           <w:sz w:val="21"/>
         </w:rPr>
-        <w:t>参考译文：Sad movies make me cry, though I always try to control my feelings.</w:t>
+        <w:t>参考译文：The funny show made the children laugh, and it made us happy, too.</w:t>
       </w:r>
     </w:p>
     <w:p>
@@ -1052,7 +1581,7 @@
           <w:color w:val="C00000"/>
           <w:sz w:val="20"/>
         </w:rPr>
-        <w:t>考点：make + 原形 + though 让步。</w:t>
+        <w:t>考点：make sb do + make sb adj。</w:t>
       </w:r>
     </w:p>
     <w:p>
@@ -1066,7 +1595,7 @@
           <w:i w:val="0"/>
           <w:sz w:val="22"/>
         </w:rPr>
-        <w:t>3. 对我们来说保护环境很重要，因为我们的未来取决于它。</w:t>
+        <w:t>3. 如果明天下雨，我们就待在家里看一部电影。</w:t>
       </w:r>
     </w:p>
     <w:p>
@@ -1078,7 +1607,7 @@
           <w:color w:val="C00000"/>
           <w:sz w:val="21"/>
         </w:rPr>
-        <w:t>参考译文：It is important for us to protect the environment, because our future depends on it.</w:t>
+        <w:t>参考译文：If it rains tomorrow, we will stay at home and watch a movie.</w:t>
       </w:r>
     </w:p>
     <w:p>
@@ -1090,7 +1619,7 @@
           <w:color w:val="C00000"/>
           <w:sz w:val="20"/>
         </w:rPr>
-        <w:t>考点：It's adj for sb to do + because。</w:t>
+        <w:t>考点：if 条件句主将从现。</w:t>
       </w:r>
     </w:p>
     <w:sectPr>
